--- a/docs/word-docs/BST/BST Grossing Main.docx
+++ b/docs/word-docs/BST/BST Grossing Main.docx
@@ -715,6 +715,9 @@
       </w:r>
       <w:r>
         <w:t>decalcification.</w:t>
+      </w:r>
+      <w:r>
+        <w:t xml:space="preserve"> xxx</w:t>
       </w:r>
     </w:p>
     <w:p>
@@ -37804,14 +37807,12 @@
       <w:r>
         <w:t xml:space="preserve"> </w:t>
       </w:r>
-      <w:proofErr w:type="gramStart"/>
       <w:r>
         <w:t>obtained.</w:t>
       </w:r>
       <w:r>
         <w:t>(</w:t>
       </w:r>
-      <w:proofErr w:type="gramEnd"/>
       <w:r>
         <w:t xml:space="preserve"> </w:t>
       </w:r>
@@ -52605,14 +52606,12 @@
       <w:r>
         <w:t xml:space="preserve"> </w:t>
       </w:r>
-      <w:proofErr w:type="gramStart"/>
       <w:r>
         <w:t>decalcification.</w:t>
       </w:r>
       <w:r>
         <w:t>(</w:t>
       </w:r>
-      <w:proofErr w:type="gramEnd"/>
       <w:r>
         <w:t xml:space="preserve"> </w:t>
       </w:r>
@@ -59242,7 +59241,6 @@
       <w:r>
         <w:t xml:space="preserve"> </w:t>
       </w:r>
-      <w:proofErr w:type="gramStart"/>
       <w:r>
         <w:t>labeled</w:t>
       </w:r>
@@ -59255,7 +59253,6 @@
       <w:r>
         <w:t>Dobson</w:t>
       </w:r>
-      <w:proofErr w:type="gramEnd"/>
       <w:r>
         <w:t xml:space="preserve"> </w:t>
       </w:r>
@@ -60589,6 +60586,7 @@
   <w:style w:type="character" w:default="1" w:styleId="DefaultParagraphFont">
     <w:name w:val="Default Paragraph Font"/>
     <w:uiPriority w:val="1"/>
+    <w:semiHidden/>
     <w:unhideWhenUsed/>
   </w:style>
   <w:style w:type="table" w:default="1" w:styleId="TableNormal">

--- a/docs/word-docs/BST/BST Grossing Main.docx
+++ b/docs/word-docs/BST/BST Grossing Main.docx
@@ -49940,24 +49940,201 @@
         <w:t>only.</w:t>
       </w:r>
     </w:p>
+    <w:p/>
+    <w:p>
+      <w:r>
+        <w:rPr>
+          <w:b/>
+          <w:bCs/>
+        </w:rPr>
+        <w:t>Bone, ___ knee, arthroplasty:</w:t>
+      </w:r>
+    </w:p>
+    <w:p>
+      <w:r>
+        <w:t>Received in formalin, labeled with the patient's name, MRN, and "___ total knee" are multiple fragments of bone and soft tissue (</w:t>
+      </w:r>
+      <w:proofErr w:type="gramStart"/>
+      <w:r>
+        <w:t>__</w:t>
+      </w:r>
+      <w:proofErr w:type="gramEnd"/>
+      <w:r>
+        <w:t xml:space="preserve">_ x ___ </w:t>
+      </w:r>
+      <w:proofErr w:type="spellStart"/>
+      <w:r>
+        <w:t>x</w:t>
+      </w:r>
+      <w:proofErr w:type="spellEnd"/>
+      <w:r>
+        <w:t xml:space="preserve"> ___ cm in aggregate). The bone fragments include recognizable portions of the tibial plateau and femoral condyles. The articular surface is markedly roughened with areas of cartilage loss and eburnation of the bony surface. The soft tissue is tan-pink and includes fragments of meniscus. Gross photographs are taken. This is a gross only examination.</w:t>
+      </w:r>
+    </w:p>
+    <w:p>
+      <w:r>
+        <w:rPr>
+          <w:b/>
+          <w:bCs/>
+        </w:rPr>
+        <w:t>Header:</w:t>
+      </w:r>
+    </w:p>
     <w:p>
       <w:pPr>
-        <w:pStyle w:val="Heading1"/>
+        <w:numPr>
+          <w:ilvl w:val="0"/>
+          <w:numId w:val="2"/>
+        </w:numPr>
       </w:pPr>
       <w:r>
-        <w:t>Soft</w:t>
-      </w:r>
-      <w:r>
-        <w:t xml:space="preserve"> </w:t>
-      </w:r>
-      <w:r>
-        <w:t>tissue,</w:t>
-      </w:r>
-      <w:r>
-        <w:t xml:space="preserve"> </w:t>
-      </w:r>
-      <w:r>
-        <w:t>NOS</w:t>
+        <w:t>Severe degenerative joint disease with focal eburnation of the articular surface (for gross examination only).</w:t>
+      </w:r>
+    </w:p>
+    <w:p>
+      <w:r>
+        <w:t>OR</w:t>
+      </w:r>
+    </w:p>
+    <w:p>
+      <w:pPr>
+        <w:numPr>
+          <w:ilvl w:val="0"/>
+          <w:numId w:val="3"/>
+        </w:numPr>
+      </w:pPr>
+      <w:r>
+        <w:t>Degenerative joint disease with diffuse irregularity of the articular surface (for gross examination only).</w:t>
+      </w:r>
+    </w:p>
+    <w:p/>
+    <w:p>
+      <w:r>
+        <w:rPr>
+          <w:b/>
+          <w:bCs/>
+        </w:rPr>
+        <w:t>Bone, ___ femur (hip), arthroplasty:</w:t>
+      </w:r>
+    </w:p>
+    <w:p>
+      <w:r>
+        <w:t xml:space="preserve">Received fresh, labeled with the patient's name and unit number and "___ hip" is a ___ x ___ </w:t>
+      </w:r>
+      <w:proofErr w:type="spellStart"/>
+      <w:r>
+        <w:t>x</w:t>
+      </w:r>
+      <w:proofErr w:type="spellEnd"/>
+      <w:r>
+        <w:t xml:space="preserve"> ___ cm flattened femoral head and attached neck with a smooth resection margin. The articular surface is covered by irregularly surfaced cartilage with areas of cartilage loss and eburnation of the underlying bone. Multiple peripheral osteophytes are present. The bone is fixed and then decalcified. Also received are multiple fragments of pink-tan fibrous tissue measuring ___ x ___ </w:t>
+      </w:r>
+      <w:proofErr w:type="spellStart"/>
+      <w:r>
+        <w:t>x</w:t>
+      </w:r>
+      <w:proofErr w:type="spellEnd"/>
+      <w:r>
+        <w:t xml:space="preserve"> ___ cm in aggregate. Gross photographs are taken. This is a gross only examination.</w:t>
+      </w:r>
+    </w:p>
+    <w:p>
+      <w:r>
+        <w:rPr>
+          <w:b/>
+          <w:bCs/>
+        </w:rPr>
+        <w:t>Header:</w:t>
+      </w:r>
+    </w:p>
+    <w:p>
+      <w:pPr>
+        <w:numPr>
+          <w:ilvl w:val="0"/>
+          <w:numId w:val="4"/>
+        </w:numPr>
+      </w:pPr>
+      <w:r>
+        <w:t>Severe degenerative joint disease with focal eburnation of the articular surface (for gross examination only).</w:t>
+      </w:r>
+    </w:p>
+    <w:p>
+      <w:r>
+        <w:t>OR</w:t>
+      </w:r>
+    </w:p>
+    <w:p>
+      <w:pPr>
+        <w:numPr>
+          <w:ilvl w:val="0"/>
+          <w:numId w:val="5"/>
+        </w:numPr>
+      </w:pPr>
+      <w:r>
+        <w:t>Degenerative joint disease with diffuse irregularity of the articular surface (for gross examination only).</w:t>
+      </w:r>
+    </w:p>
+    <w:p>
+      <w:pPr>
+        <w:ind w:left="720"/>
+      </w:pPr>
+    </w:p>
+    <w:p>
+      <w:r>
+        <w:rPr>
+          <w:b/>
+          <w:bCs/>
+        </w:rPr>
+        <w:t>Leg, amputation:</w:t>
+      </w:r>
+    </w:p>
+    <w:p>
+      <w:r>
+        <w:t>Received fresh, labeled with the patient's name and unit number and "leg" is a ___ lower extremity amputated through the tibia and fibula with a smooth resection margin (length of leg ___ cm; circumference of calf ___ cm; foot ___ x ___ cm). The ___ digit(s) have been previously amputated. The skin is diffusely mottled purple and red. There are ulcerations present on the ___ aspect of the foot (___ x ___ cm) and on the ___ (___ x ___ cm). The anterior vessels are diffusely calcified with luminal obstructions of up to ___%. The posterior vessels are diffusely calcified with luminal obstructions of up to ___%. The metatarsophalangeal joint of the great toe consists of smooth glistening white cartilage and is grossly unremarkable. The bone and soft tissue at the resection margin are unremarkable. A cross section of the ___ digit is fixed and decalcified prior to submission.</w:t>
+      </w:r>
+    </w:p>
+    <w:p>
+      <w:r>
+        <w:t>Cassette #1: Skin, ulcers, RSS.</w:t>
+      </w:r>
+      <w:r>
+        <w:br/>
+        <w:t>Cassette #2: Skin and soft tissue at margin, RSS.</w:t>
+      </w:r>
+      <w:r>
+        <w:br/>
+        <w:t>Cassette #3: Cross section of ___ digit, RSS.</w:t>
+      </w:r>
+      <w:r>
+        <w:br/>
+        <w:t>Cassette #4: Anterior vessels, RSS.</w:t>
+      </w:r>
+      <w:r>
+        <w:br/>
+        <w:t>Cassette #5: Posterior vessels, RSS.</w:t>
+      </w:r>
+    </w:p>
+    <w:p/>
+    <w:p>
+      <w:r>
+        <w:rPr>
+          <w:b/>
+          <w:bCs/>
+        </w:rPr>
+        <w:t>Bone, femoral head, fracture:</w:t>
+      </w:r>
+    </w:p>
+    <w:p>
+      <w:r>
+        <w:t xml:space="preserve">Received in formalin labeled "name/MRN/title" is a ___ x ___ </w:t>
+      </w:r>
+      <w:proofErr w:type="spellStart"/>
+      <w:r>
+        <w:t>x</w:t>
+      </w:r>
+      <w:proofErr w:type="spellEnd"/>
+      <w:r>
+        <w:t xml:space="preserve"> ___ cm femoral head specimen. The articular surface is covered with cartilage, with an area of disruption (and calcification) measuring ___ x ___ cm. The femoral neck margin is ragged and hemorrhagic, compatible with a possible fracture site. The specimen is bivalved to reveal hemorrhagic cut surfaces with no mass lesions. Gross photographs are obtained. Representative sections are submitted in (A1), following decalcification.</w:t>
       </w:r>
     </w:p>
     <w:p/>
@@ -49966,29 +50143,26 @@
         <w:pStyle w:val="Heading1"/>
       </w:pPr>
       <w:r>
-        <w:t>Lymph</w:t>
-      </w:r>
-      <w:r>
-        <w:t xml:space="preserve"> </w:t>
-      </w:r>
-      <w:r>
-        <w:t>nodes,</w:t>
-      </w:r>
-      <w:r>
-        <w:t xml:space="preserve"> </w:t>
-      </w:r>
-      <w:r>
-        <w:t>regional</w:t>
-      </w:r>
-      <w:r>
-        <w:t xml:space="preserve"> </w:t>
-      </w:r>
-      <w:r>
-        <w:t>resection/dissection</w:t>
+        <w:t>Soft</w:t>
+      </w:r>
+      <w:r>
+        <w:t xml:space="preserve"> </w:t>
+      </w:r>
+      <w:r>
+        <w:t>tissue,</w:t>
+      </w:r>
+      <w:r>
+        <w:t xml:space="preserve"> </w:t>
+      </w:r>
+      <w:r>
+        <w:t>NOS</w:t>
       </w:r>
     </w:p>
     <w:p/>
     <w:p>
+      <w:pPr>
+        <w:pStyle w:val="Heading1"/>
+      </w:pPr>
       <w:r>
         <w:t>Lymph</w:t>
       </w:r>
@@ -49996,552 +50170,25 @@
         <w:t xml:space="preserve"> </w:t>
       </w:r>
       <w:r>
-        <w:t>node,</w:t>
-      </w:r>
-      <w:r>
-        <w:t xml:space="preserve"> </w:t>
-      </w:r>
-      <w:r>
-        <w:t>left</w:t>
-      </w:r>
-      <w:r>
-        <w:t xml:space="preserve"> </w:t>
-      </w:r>
-      <w:r>
-        <w:t>axillary,</w:t>
-      </w:r>
-      <w:r>
-        <w:t xml:space="preserve"> </w:t>
-      </w:r>
-      <w:r>
-        <w:t>dissection:</w:t>
-      </w:r>
-    </w:p>
-    <w:p>
-      <w:r>
-        <w:t>Received</w:t>
-      </w:r>
-      <w:r>
-        <w:t xml:space="preserve"> </w:t>
-      </w:r>
-      <w:r>
-        <w:t>in</w:t>
-      </w:r>
-      <w:r>
-        <w:t xml:space="preserve"> </w:t>
-      </w:r>
-      <w:r>
-        <w:t>formalin</w:t>
-      </w:r>
-      <w:r>
-        <w:t xml:space="preserve"> </w:t>
-      </w:r>
-      <w:r>
-        <w:t>labeled</w:t>
-      </w:r>
-      <w:r>
-        <w:t xml:space="preserve"> </w:t>
-      </w:r>
-      <w:r>
-        <w:t>“name/MRN/left</w:t>
-      </w:r>
-      <w:r>
-        <w:t xml:space="preserve"> </w:t>
-      </w:r>
-      <w:r>
-        <w:t>axillary</w:t>
-      </w:r>
-      <w:r>
-        <w:t xml:space="preserve"> </w:t>
-      </w:r>
-      <w:r>
-        <w:t>lymph</w:t>
-      </w:r>
-      <w:r>
-        <w:t xml:space="preserve"> </w:t>
-      </w:r>
-      <w:r>
-        <w:t>node</w:t>
-      </w:r>
-      <w:r>
-        <w:t xml:space="preserve"> </w:t>
-      </w:r>
-      <w:r>
-        <w:t>dissection”</w:t>
-      </w:r>
-      <w:r>
-        <w:t xml:space="preserve"> </w:t>
-      </w:r>
-      <w:r>
-        <w:t>is</w:t>
-      </w:r>
-      <w:r>
-        <w:t xml:space="preserve"> </w:t>
-      </w:r>
-      <w:r>
-        <w:t>a</w:t>
-      </w:r>
-      <w:r>
-        <w:t xml:space="preserve"> </w:t>
-      </w:r>
-      <w:r>
-        <w:t>10.0</w:t>
-      </w:r>
-      <w:r>
-        <w:t xml:space="preserve"> </w:t>
-      </w:r>
-      <w:r>
-        <w:t>x</w:t>
-      </w:r>
-      <w:r>
-        <w:t xml:space="preserve"> </w:t>
-      </w:r>
-      <w:r>
-        <w:t>8.8</w:t>
-      </w:r>
-      <w:r>
-        <w:t xml:space="preserve"> </w:t>
-      </w:r>
-      <w:r>
-        <w:t>x</w:t>
-      </w:r>
-      <w:r>
-        <w:t xml:space="preserve"> </w:t>
-      </w:r>
-      <w:r>
-        <w:t>2.0</w:t>
-      </w:r>
-      <w:r>
-        <w:t xml:space="preserve"> </w:t>
-      </w:r>
-      <w:r>
-        <w:t>cm,</w:t>
-      </w:r>
-      <w:r>
-        <w:t xml:space="preserve"> </w:t>
-      </w:r>
-      <w:r>
-        <w:t>red-tan</w:t>
-      </w:r>
-      <w:r>
-        <w:t xml:space="preserve"> </w:t>
-      </w:r>
-      <w:r>
-        <w:t>soft</w:t>
-      </w:r>
-      <w:r>
-        <w:t xml:space="preserve"> </w:t>
-      </w:r>
-      <w:r>
-        <w:t>tissue</w:t>
-      </w:r>
-      <w:r>
-        <w:t xml:space="preserve"> </w:t>
-      </w:r>
-      <w:r>
-        <w:t>aggregate</w:t>
-      </w:r>
-      <w:r>
-        <w:t xml:space="preserve"> </w:t>
-      </w:r>
-      <w:r>
-        <w:t>composed</w:t>
-      </w:r>
-      <w:r>
-        <w:t xml:space="preserve"> </w:t>
-      </w:r>
-      <w:r>
-        <w:t>of</w:t>
-      </w:r>
-      <w:r>
-        <w:t xml:space="preserve"> </w:t>
-      </w:r>
-      <w:r>
-        <w:t>adipose</w:t>
-      </w:r>
-      <w:r>
-        <w:t xml:space="preserve"> </w:t>
-      </w:r>
-      <w:r>
-        <w:t>tissue</w:t>
-      </w:r>
-      <w:r>
-        <w:t xml:space="preserve"> </w:t>
-      </w:r>
-      <w:r>
-        <w:t>and</w:t>
-      </w:r>
-      <w:r>
-        <w:t xml:space="preserve"> </w:t>
-      </w:r>
-      <w:r>
-        <w:t>candidate</w:t>
-      </w:r>
-      <w:r>
-        <w:t xml:space="preserve"> </w:t>
-      </w:r>
-      <w:r>
-        <w:t>lymph</w:t>
-      </w:r>
-      <w:r>
-        <w:t xml:space="preserve"> </w:t>
-      </w:r>
-      <w:r>
-        <w:t>nodes.</w:t>
-      </w:r>
-      <w:r>
-        <w:t xml:space="preserve"> </w:t>
-      </w:r>
-      <w:r>
-        <w:t>Six</w:t>
-      </w:r>
-      <w:r>
-        <w:t xml:space="preserve"> </w:t>
-      </w:r>
-      <w:r>
-        <w:t>candidate</w:t>
-      </w:r>
-      <w:r>
-        <w:t xml:space="preserve"> </w:t>
-      </w:r>
-      <w:r>
-        <w:t>lymph</w:t>
-      </w:r>
-      <w:r>
-        <w:t xml:space="preserve"> </w:t>
-      </w:r>
-      <w:r>
-        <w:t>nodes</w:t>
-      </w:r>
-      <w:r>
-        <w:t xml:space="preserve"> </w:t>
-      </w:r>
-      <w:r>
-        <w:t>are</w:t>
-      </w:r>
-      <w:r>
-        <w:t xml:space="preserve"> </w:t>
-      </w:r>
-      <w:r>
-        <w:t>palpated,</w:t>
-      </w:r>
-      <w:r>
-        <w:t xml:space="preserve"> </w:t>
-      </w:r>
-      <w:r>
-        <w:t>ranging</w:t>
-      </w:r>
-      <w:r>
-        <w:t xml:space="preserve"> </w:t>
-      </w:r>
-      <w:r>
-        <w:t>from</w:t>
-      </w:r>
-      <w:r>
-        <w:t xml:space="preserve"> </w:t>
-      </w:r>
-      <w:r>
-        <w:t>0.9-2.3</w:t>
-      </w:r>
-      <w:r>
-        <w:t xml:space="preserve"> </w:t>
-      </w:r>
-      <w:r>
-        <w:t>cm</w:t>
-      </w:r>
-      <w:r>
-        <w:t xml:space="preserve"> </w:t>
-      </w:r>
-      <w:r>
-        <w:t>in</w:t>
-      </w:r>
-      <w:r>
-        <w:t xml:space="preserve"> </w:t>
-      </w:r>
-      <w:r>
-        <w:t>greatest</w:t>
-      </w:r>
-      <w:r>
-        <w:t xml:space="preserve"> </w:t>
-      </w:r>
-      <w:r>
-        <w:t>dimension.</w:t>
-      </w:r>
-      <w:r>
-        <w:t xml:space="preserve"> </w:t>
-      </w:r>
-      <w:r>
-        <w:t>There</w:t>
-      </w:r>
-      <w:r>
-        <w:t xml:space="preserve"> </w:t>
-      </w:r>
-      <w:r>
-        <w:t>is</w:t>
-      </w:r>
-      <w:r>
-        <w:t xml:space="preserve"> </w:t>
-      </w:r>
-      <w:r>
-        <w:t>an</w:t>
-      </w:r>
-      <w:r>
-        <w:t xml:space="preserve"> </w:t>
-      </w:r>
-      <w:r>
-        <w:t>additional</w:t>
-      </w:r>
-      <w:r>
-        <w:t xml:space="preserve"> </w:t>
-      </w:r>
-      <w:r>
-        <w:t>disrupted</w:t>
-      </w:r>
-      <w:r>
-        <w:t xml:space="preserve"> </w:t>
-      </w:r>
-      <w:r>
-        <w:t>cyst</w:t>
-      </w:r>
-      <w:r>
-        <w:t xml:space="preserve"> </w:t>
-      </w:r>
-      <w:r>
-        <w:t>cavity</w:t>
-      </w:r>
-      <w:r>
-        <w:t xml:space="preserve"> </w:t>
-      </w:r>
-      <w:r>
-        <w:t>present,</w:t>
-      </w:r>
-      <w:r>
-        <w:t xml:space="preserve"> </w:t>
-      </w:r>
-      <w:r>
-        <w:t>measuring</w:t>
-      </w:r>
-      <w:r>
-        <w:t xml:space="preserve"> </w:t>
-      </w:r>
-      <w:r>
-        <w:t>3.0</w:t>
-      </w:r>
-      <w:r>
-        <w:t xml:space="preserve"> </w:t>
-      </w:r>
-      <w:r>
-        <w:t>cm</w:t>
-      </w:r>
-      <w:r>
-        <w:t xml:space="preserve"> </w:t>
-      </w:r>
-      <w:r>
-        <w:t>in</w:t>
-      </w:r>
-      <w:r>
-        <w:t xml:space="preserve"> </w:t>
-      </w:r>
-      <w:r>
-        <w:t>greatest</w:t>
-      </w:r>
-      <w:r>
-        <w:t xml:space="preserve"> </w:t>
-      </w:r>
-      <w:r>
-        <w:t>dimension.</w:t>
-      </w:r>
-      <w:r>
-        <w:t xml:space="preserve"> </w:t>
-      </w:r>
-      <w:r>
-        <w:t>The</w:t>
-      </w:r>
-      <w:r>
-        <w:t xml:space="preserve"> </w:t>
-      </w:r>
-      <w:r>
-        <w:t>cyst</w:t>
-      </w:r>
-      <w:r>
-        <w:t xml:space="preserve"> </w:t>
-      </w:r>
-      <w:r>
-        <w:t>wall</w:t>
-      </w:r>
-      <w:r>
-        <w:t xml:space="preserve"> </w:t>
-      </w:r>
-      <w:r>
-        <w:t>is</w:t>
-      </w:r>
-      <w:r>
-        <w:t xml:space="preserve"> </w:t>
-      </w:r>
-      <w:r>
-        <w:t>0.1</w:t>
-      </w:r>
-      <w:r>
-        <w:t xml:space="preserve"> </w:t>
-      </w:r>
-      <w:r>
-        <w:t>cm</w:t>
-      </w:r>
-      <w:r>
-        <w:t xml:space="preserve"> </w:t>
-      </w:r>
-      <w:r>
-        <w:t>thick.</w:t>
-      </w:r>
-      <w:r>
-        <w:t xml:space="preserve"> </w:t>
-      </w:r>
-      <w:r>
-        <w:t>The</w:t>
-      </w:r>
-      <w:r>
-        <w:t xml:space="preserve"> </w:t>
-      </w:r>
-      <w:r>
-        <w:t>internal</w:t>
-      </w:r>
-      <w:r>
-        <w:t xml:space="preserve"> </w:t>
-      </w:r>
-      <w:r>
-        <w:t>surface</w:t>
-      </w:r>
-      <w:r>
-        <w:t xml:space="preserve"> </w:t>
-      </w:r>
-      <w:r>
-        <w:t>of</w:t>
-      </w:r>
-      <w:r>
-        <w:t xml:space="preserve"> </w:t>
-      </w:r>
-      <w:r>
-        <w:t>the</w:t>
-      </w:r>
-      <w:r>
-        <w:t xml:space="preserve"> </w:t>
-      </w:r>
-      <w:r>
-        <w:t>cavity</w:t>
-      </w:r>
-      <w:r>
-        <w:t xml:space="preserve"> </w:t>
-      </w:r>
-      <w:r>
-        <w:t>has</w:t>
-      </w:r>
-      <w:r>
-        <w:t xml:space="preserve"> </w:t>
-      </w:r>
-      <w:r>
-        <w:t>several</w:t>
-      </w:r>
-      <w:r>
-        <w:t xml:space="preserve"> </w:t>
-      </w:r>
-      <w:r>
-        <w:t>brown</w:t>
-      </w:r>
-      <w:r>
-        <w:t xml:space="preserve"> </w:t>
-      </w:r>
-      <w:r>
-        <w:t>patches,</w:t>
-      </w:r>
-      <w:r>
-        <w:t xml:space="preserve"> </w:t>
-      </w:r>
-      <w:r>
-        <w:t>averaging</w:t>
-      </w:r>
-      <w:r>
-        <w:t xml:space="preserve"> </w:t>
-      </w:r>
-      <w:r>
-        <w:t>1.0</w:t>
-      </w:r>
-      <w:r>
-        <w:t xml:space="preserve"> </w:t>
-      </w:r>
-      <w:r>
-        <w:t>cm</w:t>
-      </w:r>
-      <w:r>
-        <w:t xml:space="preserve"> </w:t>
-      </w:r>
-      <w:r>
-        <w:t>in</w:t>
-      </w:r>
-      <w:r>
-        <w:t xml:space="preserve"> </w:t>
-      </w:r>
-      <w:r>
-        <w:t>greatest</w:t>
-      </w:r>
-      <w:r>
-        <w:t xml:space="preserve"> </w:t>
-      </w:r>
-      <w:r>
-        <w:t>dimension.</w:t>
-      </w:r>
-      <w:r>
-        <w:t xml:space="preserve"> </w:t>
-      </w:r>
-      <w:r>
-        <w:t>Sections</w:t>
-      </w:r>
-      <w:r>
-        <w:t xml:space="preserve"> </w:t>
-      </w:r>
-      <w:r>
-        <w:t>are</w:t>
-      </w:r>
-      <w:r>
-        <w:t xml:space="preserve"> </w:t>
-      </w:r>
-      <w:r>
-        <w:t>submitted</w:t>
-      </w:r>
-      <w:r>
-        <w:t xml:space="preserve"> </w:t>
-      </w:r>
-      <w:r>
-        <w:t>as</w:t>
-      </w:r>
-      <w:r>
-        <w:t xml:space="preserve"> </w:t>
-      </w:r>
-      <w:r>
-        <w:t>follows:</w:t>
+        <w:t>nodes,</w:t>
+      </w:r>
+      <w:r>
+        <w:t xml:space="preserve"> </w:t>
+      </w:r>
+      <w:r>
+        <w:t>regional</w:t>
+      </w:r>
+      <w:r>
+        <w:t xml:space="preserve"> </w:t>
+      </w:r>
+      <w:r>
+        <w:t>resection/dissection</w:t>
       </w:r>
     </w:p>
     <w:p/>
     <w:p>
       <w:r>
-        <w:t>(A1)</w:t>
-      </w:r>
-      <w:r>
-        <w:t xml:space="preserve"> </w:t>
-      </w:r>
-      <w:r>
-        <w:t>One</w:t>
-      </w:r>
-      <w:r>
-        <w:t xml:space="preserve"> </w:t>
-      </w:r>
-      <w:r>
-        <w:t>candidate</w:t>
-      </w:r>
-      <w:r>
-        <w:t xml:space="preserve"> </w:t>
-      </w:r>
-      <w:r>
-        <w:t>lymph</w:t>
+        <w:t>Lymph</w:t>
       </w:r>
       <w:r>
         <w:t xml:space="preserve"> </w:t>
@@ -50553,15 +50200,565 @@
         <w:t xml:space="preserve"> </w:t>
       </w:r>
       <w:r>
-        <w:t>trisected</w:t>
-      </w:r>
-      <w:r>
-        <w:t xml:space="preserve"> </w:t>
+        <w:t>left</w:t>
+      </w:r>
+      <w:r>
+        <w:t xml:space="preserve"> </w:t>
+      </w:r>
+      <w:r>
+        <w:t>axillary,</w:t>
+      </w:r>
+      <w:r>
+        <w:t xml:space="preserve"> </w:t>
+      </w:r>
+      <w:r>
+        <w:t>dissection:</w:t>
       </w:r>
     </w:p>
     <w:p>
       <w:r>
-        <w:lastRenderedPageBreak/>
+        <w:t>Received</w:t>
+      </w:r>
+      <w:r>
+        <w:t xml:space="preserve"> </w:t>
+      </w:r>
+      <w:r>
+        <w:t>in</w:t>
+      </w:r>
+      <w:r>
+        <w:t xml:space="preserve"> </w:t>
+      </w:r>
+      <w:r>
+        <w:t>formalin</w:t>
+      </w:r>
+      <w:r>
+        <w:t xml:space="preserve"> </w:t>
+      </w:r>
+      <w:r>
+        <w:t>labeled</w:t>
+      </w:r>
+      <w:r>
+        <w:t xml:space="preserve"> </w:t>
+      </w:r>
+      <w:r>
+        <w:t>“name/MRN/left</w:t>
+      </w:r>
+      <w:r>
+        <w:t xml:space="preserve"> </w:t>
+      </w:r>
+      <w:r>
+        <w:t>axillary</w:t>
+      </w:r>
+      <w:r>
+        <w:t xml:space="preserve"> </w:t>
+      </w:r>
+      <w:r>
+        <w:t>lymph</w:t>
+      </w:r>
+      <w:r>
+        <w:t xml:space="preserve"> </w:t>
+      </w:r>
+      <w:r>
+        <w:t>node</w:t>
+      </w:r>
+      <w:r>
+        <w:t xml:space="preserve"> </w:t>
+      </w:r>
+      <w:r>
+        <w:t>dissection”</w:t>
+      </w:r>
+      <w:r>
+        <w:t xml:space="preserve"> </w:t>
+      </w:r>
+      <w:r>
+        <w:t>is</w:t>
+      </w:r>
+      <w:r>
+        <w:t xml:space="preserve"> </w:t>
+      </w:r>
+      <w:r>
+        <w:t>a</w:t>
+      </w:r>
+      <w:r>
+        <w:t xml:space="preserve"> </w:t>
+      </w:r>
+      <w:r>
+        <w:t>10.0</w:t>
+      </w:r>
+      <w:r>
+        <w:t xml:space="preserve"> </w:t>
+      </w:r>
+      <w:r>
+        <w:t>x</w:t>
+      </w:r>
+      <w:r>
+        <w:t xml:space="preserve"> </w:t>
+      </w:r>
+      <w:r>
+        <w:t>8.8</w:t>
+      </w:r>
+      <w:r>
+        <w:t xml:space="preserve"> </w:t>
+      </w:r>
+      <w:r>
+        <w:t>x</w:t>
+      </w:r>
+      <w:r>
+        <w:t xml:space="preserve"> </w:t>
+      </w:r>
+      <w:r>
+        <w:t>2.0</w:t>
+      </w:r>
+      <w:r>
+        <w:t xml:space="preserve"> </w:t>
+      </w:r>
+      <w:r>
+        <w:t>cm,</w:t>
+      </w:r>
+      <w:r>
+        <w:t xml:space="preserve"> </w:t>
+      </w:r>
+      <w:r>
+        <w:t>red-tan</w:t>
+      </w:r>
+      <w:r>
+        <w:t xml:space="preserve"> </w:t>
+      </w:r>
+      <w:r>
+        <w:t>soft</w:t>
+      </w:r>
+      <w:r>
+        <w:t xml:space="preserve"> </w:t>
+      </w:r>
+      <w:r>
+        <w:t>tissue</w:t>
+      </w:r>
+      <w:r>
+        <w:t xml:space="preserve"> </w:t>
+      </w:r>
+      <w:r>
+        <w:t>aggregate</w:t>
+      </w:r>
+      <w:r>
+        <w:t xml:space="preserve"> </w:t>
+      </w:r>
+      <w:r>
+        <w:t>composed</w:t>
+      </w:r>
+      <w:r>
+        <w:t xml:space="preserve"> </w:t>
+      </w:r>
+      <w:r>
+        <w:t>of</w:t>
+      </w:r>
+      <w:r>
+        <w:t xml:space="preserve"> </w:t>
+      </w:r>
+      <w:r>
+        <w:t>adipose</w:t>
+      </w:r>
+      <w:r>
+        <w:t xml:space="preserve"> </w:t>
+      </w:r>
+      <w:r>
+        <w:t>tissue</w:t>
+      </w:r>
+      <w:r>
+        <w:t xml:space="preserve"> </w:t>
+      </w:r>
+      <w:r>
+        <w:t>and</w:t>
+      </w:r>
+      <w:r>
+        <w:t xml:space="preserve"> </w:t>
+      </w:r>
+      <w:r>
+        <w:t>candidate</w:t>
+      </w:r>
+      <w:r>
+        <w:t xml:space="preserve"> </w:t>
+      </w:r>
+      <w:r>
+        <w:t>lymph</w:t>
+      </w:r>
+      <w:r>
+        <w:t xml:space="preserve"> </w:t>
+      </w:r>
+      <w:r>
+        <w:t>nodes.</w:t>
+      </w:r>
+      <w:r>
+        <w:t xml:space="preserve"> </w:t>
+      </w:r>
+      <w:r>
+        <w:t>Six</w:t>
+      </w:r>
+      <w:r>
+        <w:t xml:space="preserve"> </w:t>
+      </w:r>
+      <w:r>
+        <w:t>candidate</w:t>
+      </w:r>
+      <w:r>
+        <w:t xml:space="preserve"> </w:t>
+      </w:r>
+      <w:r>
+        <w:t>lymph</w:t>
+      </w:r>
+      <w:r>
+        <w:t xml:space="preserve"> </w:t>
+      </w:r>
+      <w:r>
+        <w:t>nodes</w:t>
+      </w:r>
+      <w:r>
+        <w:t xml:space="preserve"> </w:t>
+      </w:r>
+      <w:r>
+        <w:t>are</w:t>
+      </w:r>
+      <w:r>
+        <w:t xml:space="preserve"> </w:t>
+      </w:r>
+      <w:r>
+        <w:t>palpated,</w:t>
+      </w:r>
+      <w:r>
+        <w:t xml:space="preserve"> </w:t>
+      </w:r>
+      <w:r>
+        <w:t>ranging</w:t>
+      </w:r>
+      <w:r>
+        <w:t xml:space="preserve"> </w:t>
+      </w:r>
+      <w:r>
+        <w:t>from</w:t>
+      </w:r>
+      <w:r>
+        <w:t xml:space="preserve"> </w:t>
+      </w:r>
+      <w:r>
+        <w:t>0.9-2.3</w:t>
+      </w:r>
+      <w:r>
+        <w:t xml:space="preserve"> </w:t>
+      </w:r>
+      <w:r>
+        <w:t>cm</w:t>
+      </w:r>
+      <w:r>
+        <w:t xml:space="preserve"> </w:t>
+      </w:r>
+      <w:r>
+        <w:t>in</w:t>
+      </w:r>
+      <w:r>
+        <w:t xml:space="preserve"> </w:t>
+      </w:r>
+      <w:r>
+        <w:t>greatest</w:t>
+      </w:r>
+      <w:r>
+        <w:t xml:space="preserve"> </w:t>
+      </w:r>
+      <w:r>
+        <w:t>dimension.</w:t>
+      </w:r>
+      <w:r>
+        <w:t xml:space="preserve"> </w:t>
+      </w:r>
+      <w:r>
+        <w:t>There</w:t>
+      </w:r>
+      <w:r>
+        <w:t xml:space="preserve"> </w:t>
+      </w:r>
+      <w:r>
+        <w:t>is</w:t>
+      </w:r>
+      <w:r>
+        <w:t xml:space="preserve"> </w:t>
+      </w:r>
+      <w:r>
+        <w:t>an</w:t>
+      </w:r>
+      <w:r>
+        <w:t xml:space="preserve"> </w:t>
+      </w:r>
+      <w:r>
+        <w:t>additional</w:t>
+      </w:r>
+      <w:r>
+        <w:t xml:space="preserve"> </w:t>
+      </w:r>
+      <w:r>
+        <w:t>disrupted</w:t>
+      </w:r>
+      <w:r>
+        <w:t xml:space="preserve"> </w:t>
+      </w:r>
+      <w:r>
+        <w:t>cyst</w:t>
+      </w:r>
+      <w:r>
+        <w:t xml:space="preserve"> </w:t>
+      </w:r>
+      <w:r>
+        <w:t>cavity</w:t>
+      </w:r>
+      <w:r>
+        <w:t xml:space="preserve"> </w:t>
+      </w:r>
+      <w:r>
+        <w:t>present,</w:t>
+      </w:r>
+      <w:r>
+        <w:t xml:space="preserve"> </w:t>
+      </w:r>
+      <w:r>
+        <w:t>measuring</w:t>
+      </w:r>
+      <w:r>
+        <w:t xml:space="preserve"> </w:t>
+      </w:r>
+      <w:r>
+        <w:t>3.0</w:t>
+      </w:r>
+      <w:r>
+        <w:t xml:space="preserve"> </w:t>
+      </w:r>
+      <w:r>
+        <w:t>cm</w:t>
+      </w:r>
+      <w:r>
+        <w:t xml:space="preserve"> </w:t>
+      </w:r>
+      <w:r>
+        <w:t>in</w:t>
+      </w:r>
+      <w:r>
+        <w:t xml:space="preserve"> </w:t>
+      </w:r>
+      <w:r>
+        <w:t>greatest</w:t>
+      </w:r>
+      <w:r>
+        <w:t xml:space="preserve"> </w:t>
+      </w:r>
+      <w:r>
+        <w:t>dimension.</w:t>
+      </w:r>
+      <w:r>
+        <w:t xml:space="preserve"> </w:t>
+      </w:r>
+      <w:r>
+        <w:t>The</w:t>
+      </w:r>
+      <w:r>
+        <w:t xml:space="preserve"> </w:t>
+      </w:r>
+      <w:r>
+        <w:t>cyst</w:t>
+      </w:r>
+      <w:r>
+        <w:t xml:space="preserve"> </w:t>
+      </w:r>
+      <w:r>
+        <w:t>wall</w:t>
+      </w:r>
+      <w:r>
+        <w:t xml:space="preserve"> </w:t>
+      </w:r>
+      <w:r>
+        <w:t>is</w:t>
+      </w:r>
+      <w:r>
+        <w:t xml:space="preserve"> </w:t>
+      </w:r>
+      <w:r>
+        <w:t>0.1</w:t>
+      </w:r>
+      <w:r>
+        <w:t xml:space="preserve"> </w:t>
+      </w:r>
+      <w:r>
+        <w:t>cm</w:t>
+      </w:r>
+      <w:r>
+        <w:t xml:space="preserve"> </w:t>
+      </w:r>
+      <w:r>
+        <w:t>thick.</w:t>
+      </w:r>
+      <w:r>
+        <w:t xml:space="preserve"> </w:t>
+      </w:r>
+      <w:r>
+        <w:t>The</w:t>
+      </w:r>
+      <w:r>
+        <w:t xml:space="preserve"> </w:t>
+      </w:r>
+      <w:r>
+        <w:t>internal</w:t>
+      </w:r>
+      <w:r>
+        <w:t xml:space="preserve"> </w:t>
+      </w:r>
+      <w:r>
+        <w:t>surface</w:t>
+      </w:r>
+      <w:r>
+        <w:t xml:space="preserve"> </w:t>
+      </w:r>
+      <w:r>
+        <w:t>of</w:t>
+      </w:r>
+      <w:r>
+        <w:t xml:space="preserve"> </w:t>
+      </w:r>
+      <w:r>
+        <w:t>the</w:t>
+      </w:r>
+      <w:r>
+        <w:t xml:space="preserve"> </w:t>
+      </w:r>
+      <w:r>
+        <w:t>cavity</w:t>
+      </w:r>
+      <w:r>
+        <w:t xml:space="preserve"> </w:t>
+      </w:r>
+      <w:r>
+        <w:t>has</w:t>
+      </w:r>
+      <w:r>
+        <w:t xml:space="preserve"> </w:t>
+      </w:r>
+      <w:r>
+        <w:t>several</w:t>
+      </w:r>
+      <w:r>
+        <w:t xml:space="preserve"> </w:t>
+      </w:r>
+      <w:r>
+        <w:t>brown</w:t>
+      </w:r>
+      <w:r>
+        <w:t xml:space="preserve"> </w:t>
+      </w:r>
+      <w:r>
+        <w:t>patches,</w:t>
+      </w:r>
+      <w:r>
+        <w:t xml:space="preserve"> </w:t>
+      </w:r>
+      <w:r>
+        <w:t>averaging</w:t>
+      </w:r>
+      <w:r>
+        <w:t xml:space="preserve"> </w:t>
+      </w:r>
+      <w:r>
+        <w:t>1.0</w:t>
+      </w:r>
+      <w:r>
+        <w:t xml:space="preserve"> </w:t>
+      </w:r>
+      <w:r>
+        <w:t>cm</w:t>
+      </w:r>
+      <w:r>
+        <w:t xml:space="preserve"> </w:t>
+      </w:r>
+      <w:r>
+        <w:t>in</w:t>
+      </w:r>
+      <w:r>
+        <w:t xml:space="preserve"> </w:t>
+      </w:r>
+      <w:r>
+        <w:t>greatest</w:t>
+      </w:r>
+      <w:r>
+        <w:t xml:space="preserve"> </w:t>
+      </w:r>
+      <w:r>
+        <w:t>dimension.</w:t>
+      </w:r>
+      <w:r>
+        <w:t xml:space="preserve"> </w:t>
+      </w:r>
+      <w:r>
+        <w:t>Sections</w:t>
+      </w:r>
+      <w:r>
+        <w:t xml:space="preserve"> </w:t>
+      </w:r>
+      <w:r>
+        <w:t>are</w:t>
+      </w:r>
+      <w:r>
+        <w:t xml:space="preserve"> </w:t>
+      </w:r>
+      <w:r>
+        <w:t>submitted</w:t>
+      </w:r>
+      <w:r>
+        <w:t xml:space="preserve"> </w:t>
+      </w:r>
+      <w:r>
+        <w:t>as</w:t>
+      </w:r>
+      <w:r>
+        <w:t xml:space="preserve"> </w:t>
+      </w:r>
+      <w:r>
+        <w:t>follows:</w:t>
+      </w:r>
+    </w:p>
+    <w:p/>
+    <w:p>
+      <w:r>
+        <w:t>(A1)</w:t>
+      </w:r>
+      <w:r>
+        <w:t xml:space="preserve"> </w:t>
+      </w:r>
+      <w:r>
+        <w:t>One</w:t>
+      </w:r>
+      <w:r>
+        <w:t xml:space="preserve"> </w:t>
+      </w:r>
+      <w:r>
+        <w:t>candidate</w:t>
+      </w:r>
+      <w:r>
+        <w:t xml:space="preserve"> </w:t>
+      </w:r>
+      <w:r>
+        <w:t>lymph</w:t>
+      </w:r>
+      <w:r>
+        <w:t xml:space="preserve"> </w:t>
+      </w:r>
+      <w:r>
+        <w:t>node,</w:t>
+      </w:r>
+      <w:r>
+        <w:t xml:space="preserve"> </w:t>
+      </w:r>
+      <w:r>
+        <w:t>trisected</w:t>
+      </w:r>
+      <w:r>
+        <w:t xml:space="preserve"> </w:t>
+      </w:r>
+    </w:p>
+    <w:p>
+      <w:r>
         <w:t>(A2)</w:t>
       </w:r>
       <w:r>
@@ -52252,6 +52449,7 @@
         <w:pStyle w:val="CoPathText"/>
       </w:pPr>
       <w:r>
+        <w:lastRenderedPageBreak/>
         <w:t>(A3)</w:t>
       </w:r>
       <w:r>
@@ -53556,7 +53754,6 @@
         <w:pStyle w:val="Arial11Point"/>
       </w:pPr>
       <w:r>
-        <w:lastRenderedPageBreak/>
         <w:t>Soft</w:t>
       </w:r>
       <w:r>
@@ -54741,6 +54938,7 @@
     </w:p>
     <w:p>
       <w:r>
+        <w:lastRenderedPageBreak/>
         <w:t>(A2)</w:t>
       </w:r>
       <w:r>
@@ -55430,7 +55628,6 @@
         <w:t xml:space="preserve"> </w:t>
       </w:r>
       <w:r>
-        <w:lastRenderedPageBreak/>
         <w:t>to</w:t>
       </w:r>
       <w:r>
@@ -56528,6 +56725,7 @@
         <w:t xml:space="preserve"> </w:t>
       </w:r>
       <w:r>
+        <w:lastRenderedPageBreak/>
         <w:t>cm</w:t>
       </w:r>
       <w:r>
@@ -58267,7 +58465,6 @@
         <w:t xml:space="preserve"> </w:t>
       </w:r>
       <w:r>
-        <w:lastRenderedPageBreak/>
         <w:t>short</w:t>
       </w:r>
       <w:r>
@@ -60133,8 +60330,768 @@
       </w:rPr>
     </w:lvl>
   </w:abstractNum>
+  <w:abstractNum w:abstractNumId="1" w15:restartNumberingAfterBreak="0">
+    <w:nsid w:val="3FDE5FB9"/>
+    <w:multiLevelType w:val="multilevel"/>
+    <w:tmpl w:val="FE96766E"/>
+    <w:lvl w:ilvl="0">
+      <w:start w:val="1"/>
+      <w:numFmt w:val="bullet"/>
+      <w:lvlText w:val=""/>
+      <w:lvlJc w:val="left"/>
+      <w:pPr>
+        <w:tabs>
+          <w:tab w:val="num" w:pos="720"/>
+        </w:tabs>
+        <w:ind w:left="720" w:hanging="360"/>
+      </w:pPr>
+      <w:rPr>
+        <w:rFonts w:ascii="Symbol" w:hAnsi="Symbol" w:hint="default"/>
+        <w:sz w:val="20"/>
+      </w:rPr>
+    </w:lvl>
+    <w:lvl w:ilvl="1" w:tentative="1">
+      <w:start w:val="1"/>
+      <w:numFmt w:val="bullet"/>
+      <w:lvlText w:val="o"/>
+      <w:lvlJc w:val="left"/>
+      <w:pPr>
+        <w:tabs>
+          <w:tab w:val="num" w:pos="1440"/>
+        </w:tabs>
+        <w:ind w:left="1440" w:hanging="360"/>
+      </w:pPr>
+      <w:rPr>
+        <w:rFonts w:ascii="Courier New" w:hAnsi="Courier New" w:hint="default"/>
+        <w:sz w:val="20"/>
+      </w:rPr>
+    </w:lvl>
+    <w:lvl w:ilvl="2" w:tentative="1">
+      <w:start w:val="1"/>
+      <w:numFmt w:val="bullet"/>
+      <w:lvlText w:val=""/>
+      <w:lvlJc w:val="left"/>
+      <w:pPr>
+        <w:tabs>
+          <w:tab w:val="num" w:pos="2160"/>
+        </w:tabs>
+        <w:ind w:left="2160" w:hanging="360"/>
+      </w:pPr>
+      <w:rPr>
+        <w:rFonts w:ascii="Wingdings" w:hAnsi="Wingdings" w:hint="default"/>
+        <w:sz w:val="20"/>
+      </w:rPr>
+    </w:lvl>
+    <w:lvl w:ilvl="3" w:tentative="1">
+      <w:start w:val="1"/>
+      <w:numFmt w:val="bullet"/>
+      <w:lvlText w:val=""/>
+      <w:lvlJc w:val="left"/>
+      <w:pPr>
+        <w:tabs>
+          <w:tab w:val="num" w:pos="2880"/>
+        </w:tabs>
+        <w:ind w:left="2880" w:hanging="360"/>
+      </w:pPr>
+      <w:rPr>
+        <w:rFonts w:ascii="Wingdings" w:hAnsi="Wingdings" w:hint="default"/>
+        <w:sz w:val="20"/>
+      </w:rPr>
+    </w:lvl>
+    <w:lvl w:ilvl="4" w:tentative="1">
+      <w:start w:val="1"/>
+      <w:numFmt w:val="bullet"/>
+      <w:lvlText w:val=""/>
+      <w:lvlJc w:val="left"/>
+      <w:pPr>
+        <w:tabs>
+          <w:tab w:val="num" w:pos="3600"/>
+        </w:tabs>
+        <w:ind w:left="3600" w:hanging="360"/>
+      </w:pPr>
+      <w:rPr>
+        <w:rFonts w:ascii="Wingdings" w:hAnsi="Wingdings" w:hint="default"/>
+        <w:sz w:val="20"/>
+      </w:rPr>
+    </w:lvl>
+    <w:lvl w:ilvl="5" w:tentative="1">
+      <w:start w:val="1"/>
+      <w:numFmt w:val="bullet"/>
+      <w:lvlText w:val=""/>
+      <w:lvlJc w:val="left"/>
+      <w:pPr>
+        <w:tabs>
+          <w:tab w:val="num" w:pos="4320"/>
+        </w:tabs>
+        <w:ind w:left="4320" w:hanging="360"/>
+      </w:pPr>
+      <w:rPr>
+        <w:rFonts w:ascii="Wingdings" w:hAnsi="Wingdings" w:hint="default"/>
+        <w:sz w:val="20"/>
+      </w:rPr>
+    </w:lvl>
+    <w:lvl w:ilvl="6" w:tentative="1">
+      <w:start w:val="1"/>
+      <w:numFmt w:val="bullet"/>
+      <w:lvlText w:val=""/>
+      <w:lvlJc w:val="left"/>
+      <w:pPr>
+        <w:tabs>
+          <w:tab w:val="num" w:pos="5040"/>
+        </w:tabs>
+        <w:ind w:left="5040" w:hanging="360"/>
+      </w:pPr>
+      <w:rPr>
+        <w:rFonts w:ascii="Wingdings" w:hAnsi="Wingdings" w:hint="default"/>
+        <w:sz w:val="20"/>
+      </w:rPr>
+    </w:lvl>
+    <w:lvl w:ilvl="7" w:tentative="1">
+      <w:start w:val="1"/>
+      <w:numFmt w:val="bullet"/>
+      <w:lvlText w:val=""/>
+      <w:lvlJc w:val="left"/>
+      <w:pPr>
+        <w:tabs>
+          <w:tab w:val="num" w:pos="5760"/>
+        </w:tabs>
+        <w:ind w:left="5760" w:hanging="360"/>
+      </w:pPr>
+      <w:rPr>
+        <w:rFonts w:ascii="Wingdings" w:hAnsi="Wingdings" w:hint="default"/>
+        <w:sz w:val="20"/>
+      </w:rPr>
+    </w:lvl>
+    <w:lvl w:ilvl="8" w:tentative="1">
+      <w:start w:val="1"/>
+      <w:numFmt w:val="bullet"/>
+      <w:lvlText w:val=""/>
+      <w:lvlJc w:val="left"/>
+      <w:pPr>
+        <w:tabs>
+          <w:tab w:val="num" w:pos="6480"/>
+        </w:tabs>
+        <w:ind w:left="6480" w:hanging="360"/>
+      </w:pPr>
+      <w:rPr>
+        <w:rFonts w:ascii="Wingdings" w:hAnsi="Wingdings" w:hint="default"/>
+        <w:sz w:val="20"/>
+      </w:rPr>
+    </w:lvl>
+  </w:abstractNum>
+  <w:abstractNum w:abstractNumId="2" w15:restartNumberingAfterBreak="0">
+    <w:nsid w:val="633068F1"/>
+    <w:multiLevelType w:val="multilevel"/>
+    <w:tmpl w:val="5A0049B2"/>
+    <w:lvl w:ilvl="0">
+      <w:start w:val="1"/>
+      <w:numFmt w:val="bullet"/>
+      <w:lvlText w:val=""/>
+      <w:lvlJc w:val="left"/>
+      <w:pPr>
+        <w:tabs>
+          <w:tab w:val="num" w:pos="720"/>
+        </w:tabs>
+        <w:ind w:left="720" w:hanging="360"/>
+      </w:pPr>
+      <w:rPr>
+        <w:rFonts w:ascii="Symbol" w:hAnsi="Symbol" w:hint="default"/>
+        <w:sz w:val="20"/>
+      </w:rPr>
+    </w:lvl>
+    <w:lvl w:ilvl="1" w:tentative="1">
+      <w:start w:val="1"/>
+      <w:numFmt w:val="bullet"/>
+      <w:lvlText w:val="o"/>
+      <w:lvlJc w:val="left"/>
+      <w:pPr>
+        <w:tabs>
+          <w:tab w:val="num" w:pos="1440"/>
+        </w:tabs>
+        <w:ind w:left="1440" w:hanging="360"/>
+      </w:pPr>
+      <w:rPr>
+        <w:rFonts w:ascii="Courier New" w:hAnsi="Courier New" w:hint="default"/>
+        <w:sz w:val="20"/>
+      </w:rPr>
+    </w:lvl>
+    <w:lvl w:ilvl="2" w:tentative="1">
+      <w:start w:val="1"/>
+      <w:numFmt w:val="bullet"/>
+      <w:lvlText w:val=""/>
+      <w:lvlJc w:val="left"/>
+      <w:pPr>
+        <w:tabs>
+          <w:tab w:val="num" w:pos="2160"/>
+        </w:tabs>
+        <w:ind w:left="2160" w:hanging="360"/>
+      </w:pPr>
+      <w:rPr>
+        <w:rFonts w:ascii="Wingdings" w:hAnsi="Wingdings" w:hint="default"/>
+        <w:sz w:val="20"/>
+      </w:rPr>
+    </w:lvl>
+    <w:lvl w:ilvl="3" w:tentative="1">
+      <w:start w:val="1"/>
+      <w:numFmt w:val="bullet"/>
+      <w:lvlText w:val=""/>
+      <w:lvlJc w:val="left"/>
+      <w:pPr>
+        <w:tabs>
+          <w:tab w:val="num" w:pos="2880"/>
+        </w:tabs>
+        <w:ind w:left="2880" w:hanging="360"/>
+      </w:pPr>
+      <w:rPr>
+        <w:rFonts w:ascii="Wingdings" w:hAnsi="Wingdings" w:hint="default"/>
+        <w:sz w:val="20"/>
+      </w:rPr>
+    </w:lvl>
+    <w:lvl w:ilvl="4" w:tentative="1">
+      <w:start w:val="1"/>
+      <w:numFmt w:val="bullet"/>
+      <w:lvlText w:val=""/>
+      <w:lvlJc w:val="left"/>
+      <w:pPr>
+        <w:tabs>
+          <w:tab w:val="num" w:pos="3600"/>
+        </w:tabs>
+        <w:ind w:left="3600" w:hanging="360"/>
+      </w:pPr>
+      <w:rPr>
+        <w:rFonts w:ascii="Wingdings" w:hAnsi="Wingdings" w:hint="default"/>
+        <w:sz w:val="20"/>
+      </w:rPr>
+    </w:lvl>
+    <w:lvl w:ilvl="5" w:tentative="1">
+      <w:start w:val="1"/>
+      <w:numFmt w:val="bullet"/>
+      <w:lvlText w:val=""/>
+      <w:lvlJc w:val="left"/>
+      <w:pPr>
+        <w:tabs>
+          <w:tab w:val="num" w:pos="4320"/>
+        </w:tabs>
+        <w:ind w:left="4320" w:hanging="360"/>
+      </w:pPr>
+      <w:rPr>
+        <w:rFonts w:ascii="Wingdings" w:hAnsi="Wingdings" w:hint="default"/>
+        <w:sz w:val="20"/>
+      </w:rPr>
+    </w:lvl>
+    <w:lvl w:ilvl="6" w:tentative="1">
+      <w:start w:val="1"/>
+      <w:numFmt w:val="bullet"/>
+      <w:lvlText w:val=""/>
+      <w:lvlJc w:val="left"/>
+      <w:pPr>
+        <w:tabs>
+          <w:tab w:val="num" w:pos="5040"/>
+        </w:tabs>
+        <w:ind w:left="5040" w:hanging="360"/>
+      </w:pPr>
+      <w:rPr>
+        <w:rFonts w:ascii="Wingdings" w:hAnsi="Wingdings" w:hint="default"/>
+        <w:sz w:val="20"/>
+      </w:rPr>
+    </w:lvl>
+    <w:lvl w:ilvl="7" w:tentative="1">
+      <w:start w:val="1"/>
+      <w:numFmt w:val="bullet"/>
+      <w:lvlText w:val=""/>
+      <w:lvlJc w:val="left"/>
+      <w:pPr>
+        <w:tabs>
+          <w:tab w:val="num" w:pos="5760"/>
+        </w:tabs>
+        <w:ind w:left="5760" w:hanging="360"/>
+      </w:pPr>
+      <w:rPr>
+        <w:rFonts w:ascii="Wingdings" w:hAnsi="Wingdings" w:hint="default"/>
+        <w:sz w:val="20"/>
+      </w:rPr>
+    </w:lvl>
+    <w:lvl w:ilvl="8" w:tentative="1">
+      <w:start w:val="1"/>
+      <w:numFmt w:val="bullet"/>
+      <w:lvlText w:val=""/>
+      <w:lvlJc w:val="left"/>
+      <w:pPr>
+        <w:tabs>
+          <w:tab w:val="num" w:pos="6480"/>
+        </w:tabs>
+        <w:ind w:left="6480" w:hanging="360"/>
+      </w:pPr>
+      <w:rPr>
+        <w:rFonts w:ascii="Wingdings" w:hAnsi="Wingdings" w:hint="default"/>
+        <w:sz w:val="20"/>
+      </w:rPr>
+    </w:lvl>
+  </w:abstractNum>
+  <w:abstractNum w:abstractNumId="3" w15:restartNumberingAfterBreak="0">
+    <w:nsid w:val="6A4F1DF2"/>
+    <w:multiLevelType w:val="multilevel"/>
+    <w:tmpl w:val="0E261B94"/>
+    <w:lvl w:ilvl="0">
+      <w:start w:val="1"/>
+      <w:numFmt w:val="bullet"/>
+      <w:lvlText w:val=""/>
+      <w:lvlJc w:val="left"/>
+      <w:pPr>
+        <w:tabs>
+          <w:tab w:val="num" w:pos="720"/>
+        </w:tabs>
+        <w:ind w:left="720" w:hanging="360"/>
+      </w:pPr>
+      <w:rPr>
+        <w:rFonts w:ascii="Symbol" w:hAnsi="Symbol" w:hint="default"/>
+        <w:sz w:val="20"/>
+      </w:rPr>
+    </w:lvl>
+    <w:lvl w:ilvl="1" w:tentative="1">
+      <w:start w:val="1"/>
+      <w:numFmt w:val="bullet"/>
+      <w:lvlText w:val="o"/>
+      <w:lvlJc w:val="left"/>
+      <w:pPr>
+        <w:tabs>
+          <w:tab w:val="num" w:pos="1440"/>
+        </w:tabs>
+        <w:ind w:left="1440" w:hanging="360"/>
+      </w:pPr>
+      <w:rPr>
+        <w:rFonts w:ascii="Courier New" w:hAnsi="Courier New" w:hint="default"/>
+        <w:sz w:val="20"/>
+      </w:rPr>
+    </w:lvl>
+    <w:lvl w:ilvl="2" w:tentative="1">
+      <w:start w:val="1"/>
+      <w:numFmt w:val="bullet"/>
+      <w:lvlText w:val=""/>
+      <w:lvlJc w:val="left"/>
+      <w:pPr>
+        <w:tabs>
+          <w:tab w:val="num" w:pos="2160"/>
+        </w:tabs>
+        <w:ind w:left="2160" w:hanging="360"/>
+      </w:pPr>
+      <w:rPr>
+        <w:rFonts w:ascii="Wingdings" w:hAnsi="Wingdings" w:hint="default"/>
+        <w:sz w:val="20"/>
+      </w:rPr>
+    </w:lvl>
+    <w:lvl w:ilvl="3" w:tentative="1">
+      <w:start w:val="1"/>
+      <w:numFmt w:val="bullet"/>
+      <w:lvlText w:val=""/>
+      <w:lvlJc w:val="left"/>
+      <w:pPr>
+        <w:tabs>
+          <w:tab w:val="num" w:pos="2880"/>
+        </w:tabs>
+        <w:ind w:left="2880" w:hanging="360"/>
+      </w:pPr>
+      <w:rPr>
+        <w:rFonts w:ascii="Wingdings" w:hAnsi="Wingdings" w:hint="default"/>
+        <w:sz w:val="20"/>
+      </w:rPr>
+    </w:lvl>
+    <w:lvl w:ilvl="4" w:tentative="1">
+      <w:start w:val="1"/>
+      <w:numFmt w:val="bullet"/>
+      <w:lvlText w:val=""/>
+      <w:lvlJc w:val="left"/>
+      <w:pPr>
+        <w:tabs>
+          <w:tab w:val="num" w:pos="3600"/>
+        </w:tabs>
+        <w:ind w:left="3600" w:hanging="360"/>
+      </w:pPr>
+      <w:rPr>
+        <w:rFonts w:ascii="Wingdings" w:hAnsi="Wingdings" w:hint="default"/>
+        <w:sz w:val="20"/>
+      </w:rPr>
+    </w:lvl>
+    <w:lvl w:ilvl="5" w:tentative="1">
+      <w:start w:val="1"/>
+      <w:numFmt w:val="bullet"/>
+      <w:lvlText w:val=""/>
+      <w:lvlJc w:val="left"/>
+      <w:pPr>
+        <w:tabs>
+          <w:tab w:val="num" w:pos="4320"/>
+        </w:tabs>
+        <w:ind w:left="4320" w:hanging="360"/>
+      </w:pPr>
+      <w:rPr>
+        <w:rFonts w:ascii="Wingdings" w:hAnsi="Wingdings" w:hint="default"/>
+        <w:sz w:val="20"/>
+      </w:rPr>
+    </w:lvl>
+    <w:lvl w:ilvl="6" w:tentative="1">
+      <w:start w:val="1"/>
+      <w:numFmt w:val="bullet"/>
+      <w:lvlText w:val=""/>
+      <w:lvlJc w:val="left"/>
+      <w:pPr>
+        <w:tabs>
+          <w:tab w:val="num" w:pos="5040"/>
+        </w:tabs>
+        <w:ind w:left="5040" w:hanging="360"/>
+      </w:pPr>
+      <w:rPr>
+        <w:rFonts w:ascii="Wingdings" w:hAnsi="Wingdings" w:hint="default"/>
+        <w:sz w:val="20"/>
+      </w:rPr>
+    </w:lvl>
+    <w:lvl w:ilvl="7" w:tentative="1">
+      <w:start w:val="1"/>
+      <w:numFmt w:val="bullet"/>
+      <w:lvlText w:val=""/>
+      <w:lvlJc w:val="left"/>
+      <w:pPr>
+        <w:tabs>
+          <w:tab w:val="num" w:pos="5760"/>
+        </w:tabs>
+        <w:ind w:left="5760" w:hanging="360"/>
+      </w:pPr>
+      <w:rPr>
+        <w:rFonts w:ascii="Wingdings" w:hAnsi="Wingdings" w:hint="default"/>
+        <w:sz w:val="20"/>
+      </w:rPr>
+    </w:lvl>
+    <w:lvl w:ilvl="8" w:tentative="1">
+      <w:start w:val="1"/>
+      <w:numFmt w:val="bullet"/>
+      <w:lvlText w:val=""/>
+      <w:lvlJc w:val="left"/>
+      <w:pPr>
+        <w:tabs>
+          <w:tab w:val="num" w:pos="6480"/>
+        </w:tabs>
+        <w:ind w:left="6480" w:hanging="360"/>
+      </w:pPr>
+      <w:rPr>
+        <w:rFonts w:ascii="Wingdings" w:hAnsi="Wingdings" w:hint="default"/>
+        <w:sz w:val="20"/>
+      </w:rPr>
+    </w:lvl>
+  </w:abstractNum>
+  <w:abstractNum w:abstractNumId="4" w15:restartNumberingAfterBreak="0">
+    <w:nsid w:val="6FE035D6"/>
+    <w:multiLevelType w:val="multilevel"/>
+    <w:tmpl w:val="143A60E2"/>
+    <w:lvl w:ilvl="0">
+      <w:start w:val="1"/>
+      <w:numFmt w:val="bullet"/>
+      <w:lvlText w:val=""/>
+      <w:lvlJc w:val="left"/>
+      <w:pPr>
+        <w:tabs>
+          <w:tab w:val="num" w:pos="720"/>
+        </w:tabs>
+        <w:ind w:left="720" w:hanging="360"/>
+      </w:pPr>
+      <w:rPr>
+        <w:rFonts w:ascii="Symbol" w:hAnsi="Symbol" w:hint="default"/>
+        <w:sz w:val="20"/>
+      </w:rPr>
+    </w:lvl>
+    <w:lvl w:ilvl="1" w:tentative="1">
+      <w:start w:val="1"/>
+      <w:numFmt w:val="bullet"/>
+      <w:lvlText w:val="o"/>
+      <w:lvlJc w:val="left"/>
+      <w:pPr>
+        <w:tabs>
+          <w:tab w:val="num" w:pos="1440"/>
+        </w:tabs>
+        <w:ind w:left="1440" w:hanging="360"/>
+      </w:pPr>
+      <w:rPr>
+        <w:rFonts w:ascii="Courier New" w:hAnsi="Courier New" w:hint="default"/>
+        <w:sz w:val="20"/>
+      </w:rPr>
+    </w:lvl>
+    <w:lvl w:ilvl="2" w:tentative="1">
+      <w:start w:val="1"/>
+      <w:numFmt w:val="bullet"/>
+      <w:lvlText w:val=""/>
+      <w:lvlJc w:val="left"/>
+      <w:pPr>
+        <w:tabs>
+          <w:tab w:val="num" w:pos="2160"/>
+        </w:tabs>
+        <w:ind w:left="2160" w:hanging="360"/>
+      </w:pPr>
+      <w:rPr>
+        <w:rFonts w:ascii="Wingdings" w:hAnsi="Wingdings" w:hint="default"/>
+        <w:sz w:val="20"/>
+      </w:rPr>
+    </w:lvl>
+    <w:lvl w:ilvl="3" w:tentative="1">
+      <w:start w:val="1"/>
+      <w:numFmt w:val="bullet"/>
+      <w:lvlText w:val=""/>
+      <w:lvlJc w:val="left"/>
+      <w:pPr>
+        <w:tabs>
+          <w:tab w:val="num" w:pos="2880"/>
+        </w:tabs>
+        <w:ind w:left="2880" w:hanging="360"/>
+      </w:pPr>
+      <w:rPr>
+        <w:rFonts w:ascii="Wingdings" w:hAnsi="Wingdings" w:hint="default"/>
+        <w:sz w:val="20"/>
+      </w:rPr>
+    </w:lvl>
+    <w:lvl w:ilvl="4" w:tentative="1">
+      <w:start w:val="1"/>
+      <w:numFmt w:val="bullet"/>
+      <w:lvlText w:val=""/>
+      <w:lvlJc w:val="left"/>
+      <w:pPr>
+        <w:tabs>
+          <w:tab w:val="num" w:pos="3600"/>
+        </w:tabs>
+        <w:ind w:left="3600" w:hanging="360"/>
+      </w:pPr>
+      <w:rPr>
+        <w:rFonts w:ascii="Wingdings" w:hAnsi="Wingdings" w:hint="default"/>
+        <w:sz w:val="20"/>
+      </w:rPr>
+    </w:lvl>
+    <w:lvl w:ilvl="5" w:tentative="1">
+      <w:start w:val="1"/>
+      <w:numFmt w:val="bullet"/>
+      <w:lvlText w:val=""/>
+      <w:lvlJc w:val="left"/>
+      <w:pPr>
+        <w:tabs>
+          <w:tab w:val="num" w:pos="4320"/>
+        </w:tabs>
+        <w:ind w:left="4320" w:hanging="360"/>
+      </w:pPr>
+      <w:rPr>
+        <w:rFonts w:ascii="Wingdings" w:hAnsi="Wingdings" w:hint="default"/>
+        <w:sz w:val="20"/>
+      </w:rPr>
+    </w:lvl>
+    <w:lvl w:ilvl="6" w:tentative="1">
+      <w:start w:val="1"/>
+      <w:numFmt w:val="bullet"/>
+      <w:lvlText w:val=""/>
+      <w:lvlJc w:val="left"/>
+      <w:pPr>
+        <w:tabs>
+          <w:tab w:val="num" w:pos="5040"/>
+        </w:tabs>
+        <w:ind w:left="5040" w:hanging="360"/>
+      </w:pPr>
+      <w:rPr>
+        <w:rFonts w:ascii="Wingdings" w:hAnsi="Wingdings" w:hint="default"/>
+        <w:sz w:val="20"/>
+      </w:rPr>
+    </w:lvl>
+    <w:lvl w:ilvl="7" w:tentative="1">
+      <w:start w:val="1"/>
+      <w:numFmt w:val="bullet"/>
+      <w:lvlText w:val=""/>
+      <w:lvlJc w:val="left"/>
+      <w:pPr>
+        <w:tabs>
+          <w:tab w:val="num" w:pos="5760"/>
+        </w:tabs>
+        <w:ind w:left="5760" w:hanging="360"/>
+      </w:pPr>
+      <w:rPr>
+        <w:rFonts w:ascii="Wingdings" w:hAnsi="Wingdings" w:hint="default"/>
+        <w:sz w:val="20"/>
+      </w:rPr>
+    </w:lvl>
+    <w:lvl w:ilvl="8" w:tentative="1">
+      <w:start w:val="1"/>
+      <w:numFmt w:val="bullet"/>
+      <w:lvlText w:val=""/>
+      <w:lvlJc w:val="left"/>
+      <w:pPr>
+        <w:tabs>
+          <w:tab w:val="num" w:pos="6480"/>
+        </w:tabs>
+        <w:ind w:left="6480" w:hanging="360"/>
+      </w:pPr>
+      <w:rPr>
+        <w:rFonts w:ascii="Wingdings" w:hAnsi="Wingdings" w:hint="default"/>
+        <w:sz w:val="20"/>
+      </w:rPr>
+    </w:lvl>
+  </w:abstractNum>
+  <w:abstractNum w:abstractNumId="5" w15:restartNumberingAfterBreak="0">
+    <w:nsid w:val="7B00042C"/>
+    <w:multiLevelType w:val="multilevel"/>
+    <w:tmpl w:val="532AE4E0"/>
+    <w:lvl w:ilvl="0">
+      <w:start w:val="1"/>
+      <w:numFmt w:val="bullet"/>
+      <w:lvlText w:val=""/>
+      <w:lvlJc w:val="left"/>
+      <w:pPr>
+        <w:tabs>
+          <w:tab w:val="num" w:pos="720"/>
+        </w:tabs>
+        <w:ind w:left="720" w:hanging="360"/>
+      </w:pPr>
+      <w:rPr>
+        <w:rFonts w:ascii="Symbol" w:hAnsi="Symbol" w:hint="default"/>
+        <w:sz w:val="20"/>
+      </w:rPr>
+    </w:lvl>
+    <w:lvl w:ilvl="1" w:tentative="1">
+      <w:start w:val="1"/>
+      <w:numFmt w:val="bullet"/>
+      <w:lvlText w:val="o"/>
+      <w:lvlJc w:val="left"/>
+      <w:pPr>
+        <w:tabs>
+          <w:tab w:val="num" w:pos="1440"/>
+        </w:tabs>
+        <w:ind w:left="1440" w:hanging="360"/>
+      </w:pPr>
+      <w:rPr>
+        <w:rFonts w:ascii="Courier New" w:hAnsi="Courier New" w:hint="default"/>
+        <w:sz w:val="20"/>
+      </w:rPr>
+    </w:lvl>
+    <w:lvl w:ilvl="2" w:tentative="1">
+      <w:start w:val="1"/>
+      <w:numFmt w:val="bullet"/>
+      <w:lvlText w:val=""/>
+      <w:lvlJc w:val="left"/>
+      <w:pPr>
+        <w:tabs>
+          <w:tab w:val="num" w:pos="2160"/>
+        </w:tabs>
+        <w:ind w:left="2160" w:hanging="360"/>
+      </w:pPr>
+      <w:rPr>
+        <w:rFonts w:ascii="Wingdings" w:hAnsi="Wingdings" w:hint="default"/>
+        <w:sz w:val="20"/>
+      </w:rPr>
+    </w:lvl>
+    <w:lvl w:ilvl="3" w:tentative="1">
+      <w:start w:val="1"/>
+      <w:numFmt w:val="bullet"/>
+      <w:lvlText w:val=""/>
+      <w:lvlJc w:val="left"/>
+      <w:pPr>
+        <w:tabs>
+          <w:tab w:val="num" w:pos="2880"/>
+        </w:tabs>
+        <w:ind w:left="2880" w:hanging="360"/>
+      </w:pPr>
+      <w:rPr>
+        <w:rFonts w:ascii="Wingdings" w:hAnsi="Wingdings" w:hint="default"/>
+        <w:sz w:val="20"/>
+      </w:rPr>
+    </w:lvl>
+    <w:lvl w:ilvl="4" w:tentative="1">
+      <w:start w:val="1"/>
+      <w:numFmt w:val="bullet"/>
+      <w:lvlText w:val=""/>
+      <w:lvlJc w:val="left"/>
+      <w:pPr>
+        <w:tabs>
+          <w:tab w:val="num" w:pos="3600"/>
+        </w:tabs>
+        <w:ind w:left="3600" w:hanging="360"/>
+      </w:pPr>
+      <w:rPr>
+        <w:rFonts w:ascii="Wingdings" w:hAnsi="Wingdings" w:hint="default"/>
+        <w:sz w:val="20"/>
+      </w:rPr>
+    </w:lvl>
+    <w:lvl w:ilvl="5" w:tentative="1">
+      <w:start w:val="1"/>
+      <w:numFmt w:val="bullet"/>
+      <w:lvlText w:val=""/>
+      <w:lvlJc w:val="left"/>
+      <w:pPr>
+        <w:tabs>
+          <w:tab w:val="num" w:pos="4320"/>
+        </w:tabs>
+        <w:ind w:left="4320" w:hanging="360"/>
+      </w:pPr>
+      <w:rPr>
+        <w:rFonts w:ascii="Wingdings" w:hAnsi="Wingdings" w:hint="default"/>
+        <w:sz w:val="20"/>
+      </w:rPr>
+    </w:lvl>
+    <w:lvl w:ilvl="6" w:tentative="1">
+      <w:start w:val="1"/>
+      <w:numFmt w:val="bullet"/>
+      <w:lvlText w:val=""/>
+      <w:lvlJc w:val="left"/>
+      <w:pPr>
+        <w:tabs>
+          <w:tab w:val="num" w:pos="5040"/>
+        </w:tabs>
+        <w:ind w:left="5040" w:hanging="360"/>
+      </w:pPr>
+      <w:rPr>
+        <w:rFonts w:ascii="Wingdings" w:hAnsi="Wingdings" w:hint="default"/>
+        <w:sz w:val="20"/>
+      </w:rPr>
+    </w:lvl>
+    <w:lvl w:ilvl="7" w:tentative="1">
+      <w:start w:val="1"/>
+      <w:numFmt w:val="bullet"/>
+      <w:lvlText w:val=""/>
+      <w:lvlJc w:val="left"/>
+      <w:pPr>
+        <w:tabs>
+          <w:tab w:val="num" w:pos="5760"/>
+        </w:tabs>
+        <w:ind w:left="5760" w:hanging="360"/>
+      </w:pPr>
+      <w:rPr>
+        <w:rFonts w:ascii="Wingdings" w:hAnsi="Wingdings" w:hint="default"/>
+        <w:sz w:val="20"/>
+      </w:rPr>
+    </w:lvl>
+    <w:lvl w:ilvl="8" w:tentative="1">
+      <w:start w:val="1"/>
+      <w:numFmt w:val="bullet"/>
+      <w:lvlText w:val=""/>
+      <w:lvlJc w:val="left"/>
+      <w:pPr>
+        <w:tabs>
+          <w:tab w:val="num" w:pos="6480"/>
+        </w:tabs>
+        <w:ind w:left="6480" w:hanging="360"/>
+      </w:pPr>
+      <w:rPr>
+        <w:rFonts w:ascii="Wingdings" w:hAnsi="Wingdings" w:hint="default"/>
+        <w:sz w:val="20"/>
+      </w:rPr>
+    </w:lvl>
+  </w:abstractNum>
   <w:num w:numId="1" w16cid:durableId="740255084">
     <w:abstractNumId w:val="0"/>
+  </w:num>
+  <w:num w:numId="2" w16cid:durableId="59332322">
+    <w:abstractNumId w:val="5"/>
+  </w:num>
+  <w:num w:numId="3" w16cid:durableId="1436515910">
+    <w:abstractNumId w:val="2"/>
+  </w:num>
+  <w:num w:numId="4" w16cid:durableId="665867455">
+    <w:abstractNumId w:val="4"/>
+  </w:num>
+  <w:num w:numId="5" w16cid:durableId="824787033">
+    <w:abstractNumId w:val="3"/>
+  </w:num>
+  <w:num w:numId="6" w16cid:durableId="1617827290">
+    <w:abstractNumId w:val="1"/>
   </w:num>
 </w:numbering>
 </file>
@@ -60586,7 +61543,6 @@
   <w:style w:type="character" w:default="1" w:styleId="DefaultParagraphFont">
     <w:name w:val="Default Paragraph Font"/>
     <w:uiPriority w:val="1"/>
-    <w:semiHidden/>
     <w:unhideWhenUsed/>
   </w:style>
   <w:style w:type="table" w:default="1" w:styleId="TableNormal">

--- a/docs/word-docs/BST/BST Grossing Main.docx
+++ b/docs/word-docs/BST/BST Grossing Main.docx
@@ -49940,7 +49940,11 @@
         <w:t>only.</w:t>
       </w:r>
     </w:p>
-    <w:p/>
+    <w:p>
+      <w:r>
+        <w:t>------------------------</w:t>
+      </w:r>
+    </w:p>
     <w:p>
       <w:r>
         <w:rPr>
@@ -49992,6 +49996,9 @@
       </w:r>
     </w:p>
     <w:p>
+      <w:pPr>
+        <w:ind w:left="720" w:firstLine="720"/>
+      </w:pPr>
       <w:r>
         <w:t>OR</w:t>
       </w:r>
@@ -50007,7 +50014,12 @@
         <w:t>Degenerative joint disease with diffuse irregularity of the articular surface (for gross examination only).</w:t>
       </w:r>
     </w:p>
-    <w:p/>
+    <w:p>
+      <w:r>
+        <w:lastRenderedPageBreak/>
+        <w:t>------------------------</w:t>
+      </w:r>
+    </w:p>
     <w:p>
       <w:r>
         <w:rPr>
@@ -50059,6 +50071,9 @@
       </w:r>
     </w:p>
     <w:p>
+      <w:pPr>
+        <w:ind w:left="720" w:firstLine="720"/>
+      </w:pPr>
       <w:r>
         <w:t>OR</w:t>
       </w:r>
@@ -50073,11 +50088,14 @@
       <w:r>
         <w:t>Degenerative joint disease with diffuse irregularity of the articular surface (for gross examination only).</w:t>
       </w:r>
+      <w:r>
+        <w:t xml:space="preserve"> </w:t>
+      </w:r>
     </w:p>
     <w:p>
-      <w:pPr>
-        <w:ind w:left="720"/>
-      </w:pPr>
+      <w:r>
+        <w:t>------------------------</w:t>
+      </w:r>
     </w:p>
     <w:p>
       <w:r>
@@ -50114,7 +50132,11 @@
         <w:t>Cassette #5: Posterior vessels, RSS.</w:t>
       </w:r>
     </w:p>
-    <w:p/>
+    <w:p>
+      <w:r>
+        <w:t>------------------------</w:t>
+      </w:r>
+    </w:p>
     <w:p>
       <w:r>
         <w:rPr>
@@ -61543,6 +61565,7 @@
   <w:style w:type="character" w:default="1" w:styleId="DefaultParagraphFont">
     <w:name w:val="Default Paragraph Font"/>
     <w:uiPriority w:val="1"/>
+    <w:semiHidden/>
     <w:unhideWhenUsed/>
   </w:style>
   <w:style w:type="table" w:default="1" w:styleId="TableNormal">
@@ -61753,6 +61776,17 @@
       <w:sz w:val="26"/>
       <w:szCs w:val="26"/>
     </w:rPr>
+  </w:style>
+  <w:style w:type="paragraph" w:styleId="ListParagraph">
+    <w:name w:val="List Paragraph"/>
+    <w:basedOn w:val="Normal"/>
+    <w:uiPriority w:val="34"/>
+    <w:qFormat/>
+    <w:rsid w:val="004E26D7"/>
+    <w:pPr>
+      <w:ind w:left="720"/>
+      <w:contextualSpacing/>
+    </w:pPr>
   </w:style>
 </w:styles>
 </file>
